--- a/docs/pack-commercial/GUIDE-COLLABORATEUR.docx
+++ b/docs/pack-commercial/GUIDE-COLLABORATEUR.docx
@@ -40,7 +40,7 @@
           <w:color w:val="64748B"/>
           <w:sz w:val="22"/>
         </w:rPr>
-        <w:t>Secrétariat externalisé des garages, à distance, sur la plateforme My Easy Auto</w:t>
+        <w:t>Adhésion Service externalisé des garages, à distance, sur la plateforme My Easy Auto</w:t>
       </w:r>
     </w:p>
     <w:p>
@@ -600,7 +600,7 @@
                 <w:rFonts w:ascii="Arial" w:hAnsi="Arial"/>
                 <w:sz w:val="18"/>
               </w:rPr>
-              <w:t>Changement de secrétaire</w:t>
+              <w:t>Changement de chargé de mission</w:t>
             </w:r>
           </w:p>
         </w:tc>
@@ -609,13 +609,14 @@
             <w:tcW w:type="dxa" w:w="6350"/>
           </w:tcPr>
           <w:p>
-            <w:r/>
+            <w:r>
+              <w:t>Un garage peut demander un autre chargé de mission, même par simple convenance : fin d'affectation par avenant, préavis 15 jours, sans faute de votre part, contrat maintenu.</w:t>
+            </w:r>
             <w:r>
               <w:rPr>
                 <w:rFonts w:ascii="Arial" w:hAnsi="Arial"/>
                 <w:sz w:val="18"/>
               </w:rPr>
-              <w:t>Un garage peut demander une autre secrétaire, même par simple convenance : fin d'affectation par avenant, préavis 15 jours, sans faute de votre part, contrat maintenu.</w:t>
             </w:r>
           </w:p>
         </w:tc>
@@ -1710,7 +1711,7 @@
                 <w:rFonts w:ascii="Arial" w:hAnsi="Arial"/>
                 <w:sz w:val="18"/>
               </w:rPr>
-              <w:t>STARTER</w:t>
+              <w:t>ADHÉSION SERVICE PLUS</w:t>
             </w:r>
           </w:p>
         </w:tc>
@@ -1758,7 +1759,7 @@
                 <w:rFonts w:ascii="Arial" w:hAnsi="Arial"/>
                 <w:sz w:val="18"/>
               </w:rPr>
-              <w:t>CONFORT</w:t>
+              <w:t>ADHÉSION SERVICE PREMIUM</w:t>
             </w:r>
           </w:p>
         </w:tc>
@@ -1807,7 +1808,7 @@
                 <w:rFonts w:ascii="Arial" w:hAnsi="Arial"/>
                 <w:sz w:val="18"/>
               </w:rPr>
-              <w:t>SÉRÉNITÉ</w:t>
+              <w:t>ADHÉSION SERVICE ULTIMATE</w:t>
             </w:r>
           </w:p>
         </w:tc>
@@ -2075,7 +2076,7 @@
           <w:rFonts w:ascii="Arial" w:hAnsi="Arial"/>
           <w:sz w:val="20"/>
         </w:rPr>
-        <w:t>Rôle « Secrétaire » choisi dans la Conversation sur votre appareil ; premier échange écrit avec le garage sur ses priorités.</w:t>
+        <w:t>Rôle « Chargé de mission » choisi dans la Conversation sur votre appareil ; premier échange écrit avec le garage sur ses priorités.</w:t>
       </w:r>
     </w:p>
     <w:p>
@@ -2222,7 +2223,7 @@
                 <w:rFonts w:ascii="Arial" w:hAnsi="Arial"/>
                 <w:sz w:val="18"/>
               </w:rPr>
-              <w:t>Le garage veut changer de secrétaire</w:t>
+              <w:t>Le garage veut changer de chargé de mission</w:t>
             </w:r>
           </w:p>
         </w:tc>
@@ -2531,6 +2532,9 @@
     </w:p>
     <w:sectPr>
       <w:footerReference w:type="default" r:id="rId9"/>
+      <w:headerReference w:type="default" r:id="rId10"/>
+      <w:headerReference w:type="first" r:id="rId11"/>
+      <w:footerReference w:type="first" r:id="rId12"/>
       <w:pgSz w:w="11906" w:h="16838"/>
       <w:pgMar w:top="1020" w:right="1020" w:bottom="907" w:left="1020" w:header="720" w:footer="720" w:gutter="0"/>
       <w:cols w:space="720"/>
@@ -2558,6 +2562,36 @@
     </w:r>
   </w:p>
 </w:ftr>
+</file>
+
+<file path=word/footer2.xml><?xml version="1.0" encoding="utf-8"?>
+<w:ftr xmlns:m="http://schemas.openxmlformats.org/officeDocument/2006/math" xmlns:mc="http://schemas.openxmlformats.org/markup-compatibility/2006" xmlns:mo="http://schemas.microsoft.com/office/mac/office/2008/main" xmlns:mv="urn:schemas-microsoft-com:mac:vml" xmlns:o="urn:schemas-microsoft-com:office:office" xmlns:r="http://schemas.openxmlformats.org/officeDocument/2006/relationships" xmlns:v="urn:schemas-microsoft-com:vml" xmlns:w10="urn:schemas-microsoft-com:office:word" xmlns:w14="http://schemas.microsoft.com/office/word/2010/wordml" xmlns:w="http://schemas.openxmlformats.org/wordprocessingml/2006/main" xmlns:wne="http://schemas.microsoft.com/office/word/2006/wordml" xmlns:wp14="http://schemas.microsoft.com/office/word/2010/wordprocessingDrawing" xmlns:wp="http://schemas.openxmlformats.org/drawingml/2006/wordprocessingDrawing" xmlns:wpc="http://schemas.microsoft.com/office/word/2010/wordprocessingCanvas" xmlns:wpg="http://schemas.microsoft.com/office/word/2010/wordprocessingGroup" xmlns:wpi="http://schemas.microsoft.com/office/word/2010/wordprocessingInk" xmlns:wps="http://schemas.microsoft.com/office/word/2010/wordprocessingShape" mc:Ignorable="w14 wp14">
+  <w:p>
+    <w:pPr>
+      <w:pStyle w:val="Footer"/>
+    </w:pPr>
+  </w:p>
+</w:ftr>
+</file>
+
+<file path=word/header1.xml><?xml version="1.0" encoding="utf-8"?>
+<w:hdr xmlns:m="http://schemas.openxmlformats.org/officeDocument/2006/math" xmlns:mc="http://schemas.openxmlformats.org/markup-compatibility/2006" xmlns:mo="http://schemas.microsoft.com/office/mac/office/2008/main" xmlns:mv="urn:schemas-microsoft-com:mac:vml" xmlns:o="urn:schemas-microsoft-com:office:office" xmlns:r="http://schemas.openxmlformats.org/officeDocument/2006/relationships" xmlns:v="urn:schemas-microsoft-com:vml" xmlns:w10="urn:schemas-microsoft-com:office:word" xmlns:w14="http://schemas.microsoft.com/office/word/2010/wordml" xmlns:w="http://schemas.openxmlformats.org/wordprocessingml/2006/main" xmlns:wne="http://schemas.microsoft.com/office/word/2006/wordml" xmlns:wp14="http://schemas.microsoft.com/office/word/2010/wordprocessingDrawing" xmlns:wp="http://schemas.openxmlformats.org/drawingml/2006/wordprocessingDrawing" xmlns:wpc="http://schemas.microsoft.com/office/word/2010/wordprocessingCanvas" xmlns:wpg="http://schemas.microsoft.com/office/word/2010/wordprocessingGroup" xmlns:wpi="http://schemas.microsoft.com/office/word/2010/wordprocessingInk" xmlns:wps="http://schemas.microsoft.com/office/word/2010/wordprocessingShape" mc:Ignorable="w14 wp14">
+  <w:p>
+    <w:pPr>
+      <w:pStyle w:val="Header"/>
+    </w:pPr>
+  </w:p>
+</w:hdr>
+</file>
+
+<file path=word/header2.xml><?xml version="1.0" encoding="utf-8"?>
+<w:hdr xmlns:m="http://schemas.openxmlformats.org/officeDocument/2006/math" xmlns:mc="http://schemas.openxmlformats.org/markup-compatibility/2006" xmlns:mo="http://schemas.microsoft.com/office/mac/office/2008/main" xmlns:mv="urn:schemas-microsoft-com:mac:vml" xmlns:o="urn:schemas-microsoft-com:office:office" xmlns:r="http://schemas.openxmlformats.org/officeDocument/2006/relationships" xmlns:v="urn:schemas-microsoft-com:vml" xmlns:w10="urn:schemas-microsoft-com:office:word" xmlns:w14="http://schemas.microsoft.com/office/word/2010/wordml" xmlns:w="http://schemas.openxmlformats.org/wordprocessingml/2006/main" xmlns:wne="http://schemas.microsoft.com/office/word/2006/wordml" xmlns:wp14="http://schemas.microsoft.com/office/word/2010/wordprocessingDrawing" xmlns:wp="http://schemas.openxmlformats.org/drawingml/2006/wordprocessingDrawing" xmlns:wpc="http://schemas.microsoft.com/office/word/2010/wordprocessingCanvas" xmlns:wpg="http://schemas.microsoft.com/office/word/2010/wordprocessingGroup" xmlns:wpi="http://schemas.microsoft.com/office/word/2010/wordprocessingInk" xmlns:wps="http://schemas.microsoft.com/office/word/2010/wordprocessingShape" mc:Ignorable="w14 wp14">
+  <w:p>
+    <w:pPr>
+      <w:pStyle w:val="Header"/>
+    </w:pPr>
+  </w:p>
+</w:hdr>
 </file>
 
 <file path=word/numbering.xml><?xml version="1.0" encoding="utf-8"?>

--- a/docs/pack-commercial/GUIDE-COLLABORATEUR.docx
+++ b/docs/pack-commercial/GUIDE-COLLABORATEUR.docx
@@ -40,7 +40,7 @@
           <w:color w:val="64748B"/>
           <w:sz w:val="22"/>
         </w:rPr>
-        <w:t>Adhésion Service externalisé des garages, à distance, sur la plateforme My Easy Auto</w:t>
+        <w:t xml:space="preserve">Gestion des litiges et déblocage de dossiers des garages, à distance, sur la plateforme My Easy Auto</w:t>
       </w:r>
     </w:p>
     <w:p>
@@ -64,7 +64,7 @@
           <w:rFonts w:ascii="Arial" w:hAnsi="Arial"/>
           <w:sz w:val="20"/>
         </w:rPr>
-        <w:t>Vous êtes prestataire indépendant(e) d'IDEAFORMA, affecté(e) à un ou plusieurs garages : à distance, dans l'application My Easy Auto, vous faites avancer chaque dossier de sinistre de l'expertise jusqu'au paiement, pour que le carrossier ne fasse que de la carrosserie. Vous n'êtes ni salarié(e) d'IDEAFORMA, ni salarié(e) des garages : vous organisez votre travail, avec vos moyens, dans le cadre du périmètre convenu au contrat.</w:t>
+        <w:t xml:space="preserve">Vous êtes prestataire indépendant(e) de MY EASY AUTO, affecté(e) à un ou plusieurs garages : à distance, dans l'application My Easy Auto, vous débloquez les dossiers de sinistre qui traînent (impayés, litiges, relances restées sans réponse) jusqu'au paiement, pour que le carrossier ne fasse que de la carrosserie. Vous n'êtes ni salarié(e) de MY EASY AUTO, ni salarié(e) des garages : vous organisez votre travail, avec vos moyens, dans le cadre du périmètre convenu au contrat.</w:t>
       </w:r>
     </w:p>
     <w:tbl>
@@ -324,7 +324,7 @@
                 <w:rFonts w:ascii="Arial" w:hAnsi="Arial"/>
                 <w:sz w:val="18"/>
               </w:rPr>
-              <w:t>IDEAFORMA vous affecte des garages par avenant. Aucun volume n'est garanti ; un garage peut être retiré ou ajouté.</w:t>
+              <w:t xml:space="preserve">MY EASY AUTO vous affecte des garages par avenant. Aucun volume n'est garanti ; un garage peut être retiré ou ajouté.</w:t>
             </w:r>
           </w:p>
         </w:tc>
@@ -373,7 +373,7 @@
                 <w:rFonts w:ascii="Arial" w:hAnsi="Arial"/>
                 <w:sz w:val="18"/>
               </w:rPr>
-              <w:t>Heures de forfait de chaque garage affecté × votre taux horaire négocié (annexe 1). Vous facturez IDEAFORMA, jamais le garage.</w:t>
+              <w:t xml:space="preserve">Heures de forfait de chaque garage affecté × votre taux horaire négocié (annexe 1). Vous facturez MY EASY AUTO, jamais le garage.</w:t>
             </w:r>
           </w:p>
         </w:tc>
@@ -421,7 +421,7 @@
                 <w:rFonts w:ascii="Arial" w:hAnsi="Arial"/>
                 <w:sz w:val="18"/>
               </w:rPr>
-              <w:t>Un garage qui veut plus d'heures s'adresse à IDEAFORMA, pas à vous. Vous êtes libre d'accepter ou non. Rien n'est dû sans accord ÉCRIT préalable des trois parties.</w:t>
+              <w:t xml:space="preserve">Un garage qui veut plus d'heures s'adresse à MY EASY AUTO, pas à vous. Vous êtes libre d'accepter ou non. Rien n'est dû sans accord ÉCRIT préalable des trois parties.</w:t>
             </w:r>
           </w:p>
         </w:tc>
@@ -567,7 +567,7 @@
                 <w:rFonts w:ascii="Arial" w:hAnsi="Arial"/>
                 <w:sz w:val="18"/>
               </w:rPr>
-              <w:t>Si un garage se plaint par écrit, IDEAFORMA vous transmet et vous avez 8 jours pour donner vos observations. Ce sont des constats contradictoires, pas des sanctions.</w:t>
+              <w:t xml:space="preserve">Si un garage se plaint par écrit, MY EASY AUTO vous transmet et vous avez 8 jours pour donner vos observations. Ce sont des constats contradictoires, pas des sanctions.</w:t>
             </w:r>
           </w:p>
         </w:tc>
@@ -665,7 +665,7 @@
                 <w:rFonts w:ascii="Arial" w:hAnsi="Arial"/>
                 <w:sz w:val="18"/>
               </w:rPr>
-              <w:t>Aucune relation directe avec un garage en dehors d'IDEAFORMA, pendant le contrat et 12 mois après — même si c'est le garage qui vous sollicite. Vous refusez et vous prévenez IDEAFORMA.</w:t>
+              <w:t xml:space="preserve">Aucune relation directe avec un garage en dehors de MY EASY AUTO, pendant le contrat et 12 mois après — même si c'est le garage qui vous sollicite. Vous refusez et vous prévenez MY EASY AUTO.</w:t>
             </w:r>
           </w:p>
         </w:tc>
@@ -1172,7 +1172,7 @@
                 <w:rFonts w:ascii="Arial" w:hAnsi="Arial"/>
                 <w:sz w:val="18"/>
               </w:rPr>
-              <w:t>relances (experts, compagnies, clients), accueil téléphonique aux plages convenues, rendez-vous, portail client.</w:t>
+              <w:t xml:space="preserve">relances (experts, compagnies, clients), suivi des accords et des règlements, portail client.</w:t>
             </w:r>
           </w:p>
         </w:tc>
@@ -1425,7 +1425,7 @@
           <w:rFonts w:ascii="Arial" w:hAnsi="Arial"/>
           <w:sz w:val="20"/>
         </w:rPr>
-        <w:t>Trier la boîte mail du garage : accords d'experts, demandes de pièces, questions clients — classer dans les dossiers.</w:t>
+        <w:t xml:space="preserve">Suivre dans la boîte mail du garage les échanges utiles aux dossiers (accords d'experts, réponses d'assureurs, relances clients) et les rattacher au bon dossier.</w:t>
       </w:r>
     </w:p>
     <w:p>
@@ -1518,7 +1518,7 @@
           <w:rFonts w:ascii="Arial" w:hAnsi="Arial"/>
           <w:sz w:val="20"/>
         </w:rPr>
-        <w:t>Vérifier votre compteur d'heures (voir § 6), puis adresser facture + relevé à IDEAFORMA avant le 5.</w:t>
+        <w:t xml:space="preserve">Vérifier votre compteur d'heures (voir § 6), puis adresser facture + relevé à MY EASY AUTO avant le 5.</w:t>
       </w:r>
     </w:p>
     <w:p>
@@ -1531,7 +1531,7 @@
           <w:rFonts w:ascii="Arial" w:hAnsi="Arial"/>
           <w:sz w:val="20"/>
         </w:rPr>
-        <w:t>Signaler à IDEAFORMA — pas au garage — un forfait régulièrement dépassé ou sous-consommé.</w:t>
+        <w:t xml:space="preserve">Signaler à MY EASY AUTO — pas au garage — un forfait régulièrement dépassé ou sous-consommé.</w:t>
       </w:r>
     </w:p>
     <w:p>
@@ -1594,7 +1594,7 @@
           <w:rFonts w:ascii="Arial" w:hAnsi="Arial"/>
           <w:sz w:val="20"/>
         </w:rPr>
-        <w:t>Un dépassement du forfait s'anticipe : prévenez IDEAFORMA avant, jamais le garage en direct.</w:t>
+        <w:t xml:space="preserve">Un dépassement du forfait s'anticipe : prévenez MY EASY AUTO avant, jamais le garage en direct.</w:t>
       </w:r>
     </w:p>
     <w:p>
@@ -1619,14 +1619,14 @@
           <w:b/>
           <w:sz w:val="20"/>
         </w:rPr>
-        <w:t xml:space="preserve">Vous facturez IDEAFORMA, jamais les garages : </w:t>
+        <w:t xml:space="preserve">Vous facturez MY EASY AUTO, jamais les garages : </w:t>
       </w:r>
       <w:r>
         <w:rPr>
           <w:rFonts w:ascii="Arial" w:hAnsi="Arial"/>
           <w:sz w:val="20"/>
         </w:rPr>
-        <w:t>heures de forfait de chaque garage affecté × votre taux horaire (17 € HT de l'heure au démarrage, négociable — annexe 1), pour chaque mois encaissé par IDEAFORMA. Une remise accordée au garage par un commercial ne change rien à votre rémunération.</w:t>
+        <w:t xml:space="preserve">heures de forfait de chaque garage affecté × votre taux horaire (17 € HT de l'heure au démarrage, négociable — annexe 1), pour chaque mois encaissé par MY EASY AUTO. Une remise accordée au garage par un commercial ne change rien à votre rémunération.</w:t>
       </w:r>
     </w:p>
     <w:tbl>
@@ -1970,7 +1970,7 @@
           <w:rFonts w:ascii="Arial" w:hAnsi="Arial"/>
           <w:sz w:val="20"/>
         </w:rPr>
-        <w:t>Attestation de vigilance URSSAF à transmettre tous les six mois, et avant votre première facture. Sans elle, IDEAFORMA ne peut pas vous régler (art. 16).</w:t>
+        <w:t xml:space="preserve">Attestation de vigilance URSSAF à transmettre tous les six mois, et avant votre première facture. Sans elle, MY EASY AUTO ne peut pas vous régler (art. 16).</w:t>
       </w:r>
     </w:p>
     <w:p>
@@ -2011,7 +2011,7 @@
           <w:rFonts w:ascii="Arial" w:hAnsi="Arial"/>
           <w:sz w:val="20"/>
         </w:rPr>
-        <w:t>Compte plateforme créé par IDEAFORMA et profil du garage complété (SIRET, TVA, IBAN, logo, mentions, modèle de PDF).</w:t>
+        <w:t xml:space="preserve">Compte plateforme créé par MY EASY AUTO et profil du garage complété (SIRET, TVA, IBAN, logo, mentions, modèle de PDF).</w:t>
       </w:r>
     </w:p>
     <w:p>
@@ -2172,7 +2172,7 @@
                 <w:rFonts w:ascii="Arial" w:hAnsi="Arial"/>
                 <w:sz w:val="18"/>
               </w:rPr>
-              <w:t>Vous refusez poliment et vous prévenez IDEAFORMA : toute mise en relation passe par le donneur d'ordre (art. 17).</w:t>
+              <w:t xml:space="preserve">Vous refusez poliment et vous prévenez MY EASY AUTO : toute mise en relation passe par le donneur d'ordre (art. 17).</w:t>
             </w:r>
           </w:p>
         </w:tc>
@@ -2206,7 +2206,7 @@
                 <w:rFonts w:ascii="Arial" w:hAnsi="Arial"/>
                 <w:sz w:val="18"/>
               </w:rPr>
-              <w:t>Réclamation écrite → transmise par IDEAFORMA → vos observations sous 8 jours → constat contradictoire (art. 10).</w:t>
+              <w:t xml:space="preserve">Réclamation écrite → transmise par MY EASY AUTO → vos observations sous 8 jours → constat contradictoire (art. 10).</w:t>
             </w:r>
           </w:p>
         </w:tc>
@@ -2272,7 +2272,7 @@
                 <w:rFonts w:ascii="Arial" w:hAnsi="Arial"/>
                 <w:sz w:val="18"/>
               </w:rPr>
-              <w:t>Vous passez le dossier en mode litige dans l'application et vous transmettez à IDEAFORMA. Vous n'improvisez pas et ne prenez aucun engagement au nom du garage.</w:t>
+              <w:t xml:space="preserve">Vous passez le dossier en mode litige dans l'application et vous transmettez à MY EASY AUTO. Vous n'improvisez pas et ne prenez aucun engagement au nom du garage.</w:t>
             </w:r>
           </w:p>
         </w:tc>
@@ -2304,7 +2304,7 @@
                 <w:rFonts w:ascii="Arial" w:hAnsi="Arial"/>
                 <w:sz w:val="18"/>
               </w:rPr>
-              <w:t>Vous restez responsable de vos moyens (art. 14) ; prévenez IDEAFORMA pour organiser la continuité. Ce n'est pas un cas de force majeure (art. 22).</w:t>
+              <w:t xml:space="preserve">Vous restez responsable de vos moyens (art. 14) ; prévenez MY EASY AUTO pour organiser la continuité. Ce n'est pas un cas de force majeure (art. 22).</w:t>
             </w:r>
           </w:p>
         </w:tc>
@@ -2338,7 +2338,7 @@
                 <w:rFonts w:ascii="Arial" w:hAnsi="Arial"/>
                 <w:sz w:val="18"/>
               </w:rPr>
-              <w:t>Prévenez IDEAFORMA dès que possible ; l'absence prolongée est traitée par l'article 5 (faculté de remplacement, réaffectation temporaire).</w:t>
+              <w:t xml:space="preserve">Prévenez MY EASY AUTO dès que possible ; l'absence prolongée est traitée par l'article 5 (faculté de remplacement, réaffectation temporaire).</w:t>
             </w:r>
           </w:p>
         </w:tc>
@@ -2508,7 +2508,7 @@
                 <w:rFonts w:ascii="Arial" w:hAnsi="Arial"/>
                 <w:sz w:val="18"/>
               </w:rPr>
-              <w:t>[téléphone à compléter par IDEAFORMA]</w:t>
+              <w:t xml:space="preserve">[numéro à renseigner avant diffusion]</w:t>
             </w:r>
           </w:p>
         </w:tc>
@@ -2558,7 +2558,7 @@
         <w:color w:val="64748B"/>
         <w:sz w:val="15"/>
       </w:rPr>
-      <w:t>IDEAFORMA — 144 avenue Charles-de-Gaulle, 92200 Neuilly-sur-Seine — SIRET 993 125 335 00014 — contact@myeasyauto.fr — Guide du collaborateur v2.1, septembre 2026</w:t>
+      <w:t xml:space="preserve">MY EASY AUTO — 144 avenue Charles-de-Gaulle, 92200 Neuilly-sur-Seine — SIRET 993 125 335 00014 — contact@myeasyauto.fr — Guide du collaborateur v2.1, septembre 2026</w:t>
     </w:r>
   </w:p>
 </w:ftr>
